--- a/마지막 탑승 안내/4부/4부_9화_회사의_위기.docx
+++ b/마지막 탑승 안내/4부/4부_9화_회사의_위기.docx
@@ -5612,7 +5612,7 @@
           <w:i w:val="0"/>
           <w:sz w:val="22"/>
         </w:rPr>
-        <w:t>Tres semanas.</w:t>
+        <w:t>Diez días.</w:t>
       </w:r>
     </w:p>
     <w:p>
